--- a/exports/marketing/karta-sotrudnika-master-audit.docx
+++ b/exports/marketing/karta-sotrudnika-master-audit.docx
@@ -511,7 +511,7 @@
       <w:r>
         <w:t xml:space="preserve">Иностранный документ создаёт не автоматический запрет, а необходимость анализа конкретной операции. Какой комплект документов получает компания при покупке через российского поставщика, мы разбирали в материале про </w:t>
       </w:r>
-      <w:hyperlink w:history="1" r:id="rId6knbepk2fn-gutjkj84sh">
+      <w:hyperlink w:history="1" r:id="rId8rjmyqlqbwzfwmwzedy7m">
         <w:r>
           <w:rPr>
             <w:rStyle w:val="Hyperlink"/>
@@ -805,7 +805,7 @@
       <w:r>
         <w:t xml:space="preserve">Как устроено оформление покупки на организацию — договор, счёт в рублях, передача доступа и закрывающие документы — мы </w:t>
       </w:r>
-      <w:hyperlink w:history="1" r:id="rIdy0vnmtkw9np3iy8mzm4qt">
+      <w:hyperlink w:history="1" r:id="rIdyjor7gd69y0q2ec726pkm">
         <w:r>
           <w:rPr>
             <w:rStyle w:val="Hyperlink"/>
@@ -2183,6 +2183,153 @@
     </w:p>
     <w:p>
       <w:pPr>
+        <w:pStyle w:val="Heading3"/>
+        <w:keepNext/>
+        <w:spacing w:after="140" w:before="280"/>
+      </w:pPr>
+      <w:r>
+        <w:t xml:space="preserve">Выводы</w:t>
+      </w:r>
+    </w:p>
+    <w:p>
+      <w:pPr>
+        <w:spacing w:after="160" w:line="300"/>
+      </w:pPr>
+      <w:r>
+        <w:rPr>
+          <w:b/>
+          <w:bCs/>
+        </w:rPr>
+        <w:t xml:space="preserve">1. Считайте полную стоимость приобретения.</w:t>
+      </w:r>
+      <w:r>
+        <w:t xml:space="preserve"> Цена на сайте производителя — только один элемент расходов. Для компании в реальную стоимость могут входить цена лицензии, банковские и валютные комиссии, расходы на перевод денег, компенсация сотруднику, налоги и взносы в зависимости от способа выплаты, административные затраты, простои, потеря доступа, неиспользуемые и дублирующиеся лицензии. Сравнивать нужно не «цену на сайте» и «цену поставщика», а совокупную стоимость двух способов приобретения при одинаковом бизнес-результате.</w:t>
+      </w:r>
+    </w:p>
+    <w:p>
+      <w:pPr>
+        <w:spacing w:after="160" w:line="300"/>
+      </w:pPr>
+      <w:r>
+        <w:rPr>
+          <w:b/>
+          <w:bCs/>
+        </w:rPr>
+        <w:t xml:space="preserve">2. Оценивайте не только деньги, но и риски.</w:t>
+      </w:r>
+      <w:r>
+        <w:t xml:space="preserve"> Перед покупкой стоит определить: кто будет лицензиатом, кто контролирует аккаунт, где хранятся рабочие данные, можно ли передать лицензию, что произойдёт при увольнении сотрудника, сколько человек зависит от сервиса, насколько критичен простой и какие документы получает компания.</w:t>
+      </w:r>
+    </w:p>
+    <w:p>
+      <w:pPr>
+        <w:spacing w:after="160" w:line="300"/>
+      </w:pPr>
+      <w:r>
+        <w:t xml:space="preserve">Для одной недорогой некритичной подписки личная карта может быть нормальным решением. Для продукта, на котором завязаны данные, несколько сотрудников или ключевой бизнес-процесс, схема закупки должна быть другой.</w:t>
+      </w:r>
+    </w:p>
+    <w:p>
+      <w:pPr>
+        <w:spacing w:after="160" w:line="300"/>
+      </w:pPr>
+      <w:r>
+        <w:rPr>
+          <w:b/>
+          <w:bCs/>
+        </w:rPr>
+        <w:t xml:space="preserve">3. Управляйте подписками как программными активами.</w:t>
+      </w:r>
+      <w:r>
+        <w:t xml:space="preserve"> Пять подписок ещё можно контролировать в таблице. Когда их десятки или сотни, компании нужен централизованный учёт: какие лицензии приобретены, кто ими пользуется, когда заканчиваются подписки, какие лицензии простаивают, какие продукты дублируют друг друга, где есть риск нарушения условий лицензирования и сколько компания реально тратит на программные активы.</w:t>
+      </w:r>
+    </w:p>
+    <w:p>
+      <w:pPr>
+        <w:spacing w:after="160" w:line="300"/>
+      </w:pPr>
+      <w:r>
+        <w:t xml:space="preserve">Для этого существует отдельный класс решений — Software Asset Management (SAM). Такие системы связывают закупки, фактическое использование, лицензии, пользователей и расходы в одну картину.</w:t>
+      </w:r>
+    </w:p>
+    <w:p>
+      <w:pPr>
+        <w:spacing w:after="160" w:line="300"/>
+      </w:pPr>
+      <w:r>
+        <w:rPr>
+          <w:b/>
+          <w:bCs/>
+        </w:rPr>
+        <w:t xml:space="preserve">4. Закрепите сам процесс закупки.</w:t>
+      </w:r>
+      <w:r>
+        <w:t xml:space="preserve"> Даже хорошая SAM-система не решит проблему, если сервисы покупаются хаотично. В компании нужен простой регламент: кто может инициировать покупку, кто согласует новый сервис, кто проверяет тип лицензии, кто выбирает способ оплаты, кто хранит документы, кто отвечает за продление, кто отключает ненужные лицензии и кто проводит периодический аудит.</w:t>
+      </w:r>
+    </w:p>
+    <w:p>
+      <w:pPr>
+        <w:spacing w:after="160" w:line="300"/>
+      </w:pPr>
+      <w:r>
+        <w:t xml:space="preserve">Минимальная зрелая схема выглядит так:</w:t>
+      </w:r>
+    </w:p>
+    <w:p>
+      <w:pPr>
+        <w:spacing w:after="160" w:line="300"/>
+      </w:pPr>
+      <w:r>
+        <w:rPr>
+          <w:b/>
+          <w:bCs/>
+        </w:rPr>
+        <w:t xml:space="preserve">потребность → согласование → проверка лицензии → правильный способ закупки → учёт → контроль использования → продление или отключение.</w:t>
+      </w:r>
+    </w:p>
+    <w:p>
+      <w:pPr>
+        <w:spacing w:after="160" w:line="300"/>
+      </w:pPr>
+      <w:r>
+        <w:t xml:space="preserve">Это уже не вопрос «как оплатить подписку». Это управление программными активами компании.</w:t>
+      </w:r>
+    </w:p>
+    <w:p>
+      <w:pPr>
+        <w:pStyle w:val="Heading3"/>
+        <w:keepNext/>
+        <w:spacing w:after="140" w:before="280"/>
+      </w:pPr>
+      <w:r>
+        <w:t xml:space="preserve">Главное</w:t>
+      </w:r>
+    </w:p>
+    <w:p>
+      <w:pPr>
+        <w:spacing w:after="160" w:line="300"/>
+      </w:pPr>
+      <w:r>
+        <w:t xml:space="preserve">Правильная закупка ПО — это сочетание трёх вещей: </w:t>
+      </w:r>
+      <w:r>
+        <w:rPr>
+          <w:b/>
+          <w:bCs/>
+        </w:rPr>
+        <w:t xml:space="preserve">понятная экономика + управляемый доступ + централизованный учёт.</w:t>
+      </w:r>
+    </w:p>
+    <w:p>
+      <w:pPr>
+        <w:spacing w:after="160" w:line="300"/>
+      </w:pPr>
+      <w:r>
+        <w:t xml:space="preserve">Личная карта сотрудника иногда остаётся нормальным инструментом. Но чем больше стоимость, число пользователей и критичность сервиса, тем важнее переводить покупку из личной инициативы сотрудника в управляемый корпоративный процесс.</w:t>
+      </w:r>
+    </w:p>
+    <w:p>
+      <w:pPr>
         <w:spacing w:after="160" w:line="300"/>
       </w:pPr>
       <w:r>
@@ -2202,7 +2349,7 @@
           <w:i/>
           <w:iCs/>
         </w:rPr>
-        <w:t xml:space="preserve">BIZSoft — поставщик зарубежного ПО, SaaS и AI-сервисов для российских компаний.</w:t>
+        <w:t xml:space="preserve">[BIZSoft](https://biz-soft.pro/) помогает российским компаниям приобретать зарубежное ПО, SaaS и AI-сервисы с учётом лицензирования, способа оплаты, корпоративного доступа и документооборота.</w:t>
       </w:r>
     </w:p>
     <w:p>
@@ -2493,6 +2640,26 @@
       </w:r>
       <w:r>
         <w:t xml:space="preserve"> Публикация поставщика с налоговыми расчётами и ставками может восприниматься как налоговая консультация, как бы мы её ни называли. Просим оценить достаточность дисклеймера в начале расчётной части и сказать прямо, нужно ли убирать конкретные ставки из публичной версии, оставив только структуру расчёта.</w:t>
+      </w:r>
+    </w:p>
+    <w:p>
+      <w:pPr>
+        <w:pStyle w:val="ListParagraph"/>
+        <w:numPr>
+          <w:ilvl w:val="0"/>
+          <w:numId w:val="2"/>
+        </w:numPr>
+        <w:spacing w:after="80" w:line="300"/>
+      </w:pPr>
+      <w:r>
+        <w:rPr>
+          <w:b/>
+          <w:bCs/>
+        </w:rPr>
+        <w:t xml:space="preserve">Ссылка на SAM-решение (Merchingene) — не вставлена, требует решения руководителя.</w:t>
+      </w:r>
+      <w:r>
+        <w:t xml:space="preserve"> В предложенном дополнении раздел про Software Asset Management содержал ссылку на стороннее решение. Она не поставлена по трём причинам: продукт не входит в проверяемый банк фактов проекта и не проверен; исходящая ссылка на сторонний коммерческий сервис из экспертного материала поставщика меняет статус публикации; если у BIZSoft есть партнёрский или реферальный интерес, аффилиацию нужно раскрывать так же прямо, как собственную, а на части площадок реферальные ссылки прямо отнесены к спаму. Раздел оставлен без ссылки: он самодостаточен как объяснение класса решений. Прошу подтвердить статус продукта и решение по ссылке.</w:t>
       </w:r>
     </w:p>
     <w:p>

--- a/exports/marketing/karta-sotrudnika-master-audit.docx
+++ b/exports/marketing/karta-sotrudnika-master-audit.docx
@@ -405,7 +405,7 @@
         <w:spacing w:after="160" w:line="300"/>
       </w:pPr>
       <w:r>
-        <w:t xml:space="preserve">Сотрудник фактически тратит уже не 100 000, а 115 000 ₽.</w:t>
+        <w:t xml:space="preserve">В этом расчётном сценарии фактическая сумма затрат сотрудника увеличивается до 115 000 ₽.</w:t>
       </w:r>
     </w:p>
     <w:p>
@@ -435,15 +435,15 @@
         <w:spacing w:after="160" w:line="300"/>
       </w:pPr>
       <w:r>
-        <w:t xml:space="preserve">Фактор, который в корпоративную калькуляцию попадает редко. Сотрудник использует личную карту, личный зарубежный счёт, собственные деньги, свои валютные лимиты, своё время и принимает на себя риск блокировки или проверки операции. Он предоставляет работодателю личную финансовую инфраструктуру для корпоративной закупки — и не каждый захочет делать это бесплатно.</w:t>
-      </w:r>
-    </w:p>
-    <w:p>
-      <w:pPr>
-        <w:spacing w:after="160" w:line="300"/>
-      </w:pPr>
-      <w:r>
-        <w:t xml:space="preserve">Компания может предусмотреть отдельную компенсацию за такие действия. Для примера примем её равной 10% от фактических затрат сотрудника:</w:t>
+        <w:t xml:space="preserve">Фактор, который в корпоративную калькуляцию попадает редко. Сотрудник использует личную карту, личный зарубежный счёт, собственные деньги, свои валютные лимиты, своё время и принимает на себя риск блокировки или проверки операции — то есть предоставляет работодателю личную финансовую инфраструктуру для корпоративной закупки.</w:t>
+      </w:r>
+    </w:p>
+    <w:p>
+      <w:pPr>
+        <w:spacing w:after="160" w:line="300"/>
+      </w:pPr>
+      <w:r>
+        <w:t xml:space="preserve">Компания может отдельно компенсировать сотруднику использование личной финансовой инфраструктуры, валютные и операционные издержки. В расчётной модели для иллюстрации используется дополнительная компенсация 10% от фактических затрат:</w:t>
       </w:r>
     </w:p>
     <w:p>
@@ -501,17 +501,9 @@
         <w:spacing w:after="160" w:line="300"/>
       </w:pPr>
       <w:r>
-        <w:t xml:space="preserve">Но обратное тоже неверно: любого письма об оплате недостаточно. Бухгалтерии нужно установить, что расход понесён и связан с деятельностью организации, кто приобрёл продукт, на кого оформлено право использования, соответствует ли комплект документов требованиям учёта и нужен ли перевод на русский язык.</w:t>
-      </w:r>
-    </w:p>
-    <w:p>
-      <w:pPr>
-        <w:spacing w:after="160" w:line="300"/>
-      </w:pPr>
-      <w:r>
-        <w:t xml:space="preserve">Иностранный документ создаёт не автоматический запрет, а необходимость анализа конкретной операции. Какой комплект документов получает компания при покупке через российского поставщика, мы разбирали в материале про </w:t>
-      </w:r>
-      <w:hyperlink w:history="1" r:id="rId8rjmyqlqbwzfwmwzedy7m">
+        <w:t xml:space="preserve">Но обратное тоже неверно: любого письма об оплате недостаточно. Бухгалтерии нужно установить, что расход понесён и связан с деятельностью организации, кто приобрёл продукт, на кого оформлено право использования, соответствует ли комплект документов требованиям учёта и нужен ли перевод на русский язык. Иностранный документ создаёт не запрет, а необходимость анализа конкретной операции. Какой комплект документов получает компания при покупке через российского поставщика, мы разбирали в материале про </w:t>
+      </w:r>
+      <w:hyperlink w:history="1" r:id="rId3nrue4-gxmzxinrjso0j_">
         <w:r>
           <w:rPr>
             <w:rStyle w:val="Hyperlink"/>
@@ -572,15 +564,7 @@
         <w:spacing w:after="160" w:line="300"/>
       </w:pPr>
       <w:r>
-        <w:t xml:space="preserve">Исходные параметры: цена продукта 100 000 ₽, банковские и валютные расходы 15%, дополнительная компенсация 10%, чистая сумма к получению — 126 500 ₽. Возьмём выплату, попадающую в диапазон НДФЛ 13%.</w:t>
-      </w:r>
-    </w:p>
-    <w:p>
-      <w:pPr>
-        <w:spacing w:after="160" w:line="300"/>
-      </w:pPr>
-      <w:r>
-        <w:t xml:space="preserve">Чтобы после удержания НДФЛ сотрудник получил 126 500 ₽:</w:t>
+        <w:t xml:space="preserve">Чистая сумма к получению — 126 500 ₽. Возьмём выплату, попадающую в диапазон НДФЛ 13%. Чтобы после удержания налога сотрудник получил эту сумму:</w:t>
       </w:r>
     </w:p>
     <w:p>
@@ -713,7 +697,7 @@
         <w:spacing w:after="160" w:line="300"/>
       </w:pPr>
       <w:r>
-        <w:t xml:space="preserve">В примере денежный отток — около 189 023 ₽. Если вся эта сумма правомерно уменьшает базу по прибыли при ставке 25%, условная стоимость после эффекта:</w:t>
+        <w:t xml:space="preserve">В примере денежный отток — около 189 023 ₽. Если конкретная выплата квалифицирована как учитываемый расход на оплату труда и связанные страховые взносы также учитываются в расходах, то при ставке налога на прибыль 25% условная стоимость после эффекта составит:</w:t>
       </w:r>
     </w:p>
     <w:p>
@@ -767,7 +751,7 @@
         <w:spacing w:after="160" w:line="300"/>
       </w:pPr>
       <w:r>
-        <w:t xml:space="preserve">Если покупатель применяет ОСНО, использует приобретение в облагаемой НДС деятельности и выполняет остальные условия, предъявленный НДС может быть принят к вычету. Специальная ставка НДС у поставщика на УСН сама по себе не лишает покупателя на ОСНО этого права при выполнении предусмотренных условий.</w:t>
+        <w:t xml:space="preserve">Если покупатель применяет ОСНО, использует приобретение в облагаемой НДС деятельности, располагает счётом-фактурой или УПД с выделенным НДС и выполняет иные условия ст. 171–172 НК РФ, предъявленный налог может быть принят к вычету. Специальная ставка НДС у поставщика на УСН сама по себе не лишает покупателя на ОСНО этого права.</w:t>
       </w:r>
     </w:p>
     <w:p>
@@ -805,7 +789,7 @@
       <w:r>
         <w:t xml:space="preserve">Как устроено оформление покупки на организацию — договор, счёт в рублях, передача доступа и закрывающие документы — мы </w:t>
       </w:r>
-      <w:hyperlink w:history="1" r:id="rIdyjor7gd69y0q2ec726pkm">
+      <w:hyperlink w:history="1" r:id="rIdvrtro6tirtgfv9i7bmisb">
         <w:r>
           <w:rPr>
             <w:rStyle w:val="Hyperlink"/>
@@ -848,9 +832,9 @@
         </w:tblBorders>
       </w:tblPr>
       <w:tblGrid>
-        <w:gridCol w:w="3563"/>
-        <w:gridCol w:w="2531"/>
-        <w:gridCol w:w="2906"/>
+        <w:gridCol w:w="2571"/>
+        <w:gridCol w:w="2910"/>
+        <w:gridCol w:w="3519"/>
       </w:tblGrid>
       <w:tr>
         <w:trPr>
@@ -858,7 +842,7 @@
         </w:trPr>
         <w:tc>
           <w:tcPr>
-            <w:tcW w:type="dxa" w:w="3563"/>
+            <w:tcW w:type="dxa" w:w="2571"/>
             <w:tcBorders>
               <w:top w:val="single" w:color="D9D9D9" w:sz="4"/>
               <w:left w:val="single" w:color="D9D9D9" w:sz="4"/>
@@ -890,7 +874,7 @@
         </w:tc>
         <w:tc>
           <w:tcPr>
-            <w:tcW w:type="dxa" w:w="2531"/>
+            <w:tcW w:type="dxa" w:w="2910"/>
             <w:tcBorders>
               <w:top w:val="single" w:color="D9D9D9" w:sz="4"/>
               <w:left w:val="single" w:color="D9D9D9" w:sz="4"/>
@@ -916,13 +900,13 @@
                 <w:sz w:val="19"/>
                 <w:szCs w:val="19"/>
               </w:rPr>
-              <w:t xml:space="preserve">Вариант А: через сотрудника</w:t>
+              <w:t xml:space="preserve">Сценарий А: личная карта + стресс-допущения</w:t>
             </w:r>
           </w:p>
         </w:tc>
         <w:tc>
           <w:tcPr>
-            <w:tcW w:type="dxa" w:w="2906"/>
+            <w:tcW w:type="dxa" w:w="3519"/>
             <w:tcBorders>
               <w:top w:val="single" w:color="D9D9D9" w:sz="4"/>
               <w:left w:val="single" w:color="D9D9D9" w:sz="4"/>
@@ -948,7 +932,7 @@
                 <w:sz w:val="19"/>
                 <w:szCs w:val="19"/>
               </w:rPr>
-              <w:t xml:space="preserve">Вариант Б: российский поставщик</w:t>
+              <w:t xml:space="preserve">Сценарий Б: покупка у российского поставщика на ОСНО</w:t>
             </w:r>
           </w:p>
         </w:tc>
@@ -959,7 +943,7 @@
         </w:trPr>
         <w:tc>
           <w:tcPr>
-            <w:tcW w:type="dxa" w:w="3563"/>
+            <w:tcW w:type="dxa" w:w="2571"/>
             <w:tcBorders>
               <w:top w:val="single" w:color="D9D9D9" w:sz="4"/>
               <w:left w:val="single" w:color="D9D9D9" w:sz="4"/>
@@ -988,7 +972,7 @@
         </w:tc>
         <w:tc>
           <w:tcPr>
-            <w:tcW w:type="dxa" w:w="2531"/>
+            <w:tcW w:type="dxa" w:w="2910"/>
             <w:tcBorders>
               <w:top w:val="single" w:color="D9D9D9" w:sz="4"/>
               <w:left w:val="single" w:color="D9D9D9" w:sz="4"/>
@@ -1017,7 +1001,7 @@
         </w:tc>
         <w:tc>
           <w:tcPr>
-            <w:tcW w:type="dxa" w:w="2906"/>
+            <w:tcW w:type="dxa" w:w="3519"/>
             <w:tcBorders>
               <w:top w:val="single" w:color="D9D9D9" w:sz="4"/>
               <w:left w:val="single" w:color="D9D9D9" w:sz="4"/>
@@ -1051,7 +1035,7 @@
         </w:trPr>
         <w:tc>
           <w:tcPr>
-            <w:tcW w:type="dxa" w:w="3563"/>
+            <w:tcW w:type="dxa" w:w="2571"/>
             <w:tcBorders>
               <w:top w:val="single" w:color="D9D9D9" w:sz="4"/>
               <w:left w:val="single" w:color="D9D9D9" w:sz="4"/>
@@ -1080,7 +1064,7 @@
         </w:tc>
         <w:tc>
           <w:tcPr>
-            <w:tcW w:type="dxa" w:w="2531"/>
+            <w:tcW w:type="dxa" w:w="2910"/>
             <w:tcBorders>
               <w:top w:val="single" w:color="D9D9D9" w:sz="4"/>
               <w:left w:val="single" w:color="D9D9D9" w:sz="4"/>
@@ -1109,7 +1093,7 @@
         </w:tc>
         <w:tc>
           <w:tcPr>
-            <w:tcW w:type="dxa" w:w="2906"/>
+            <w:tcW w:type="dxa" w:w="3519"/>
             <w:tcBorders>
               <w:top w:val="single" w:color="D9D9D9" w:sz="4"/>
               <w:left w:val="single" w:color="D9D9D9" w:sz="4"/>
@@ -1143,7 +1127,7 @@
         </w:trPr>
         <w:tc>
           <w:tcPr>
-            <w:tcW w:type="dxa" w:w="3563"/>
+            <w:tcW w:type="dxa" w:w="2571"/>
             <w:tcBorders>
               <w:top w:val="single" w:color="D9D9D9" w:sz="4"/>
               <w:left w:val="single" w:color="D9D9D9" w:sz="4"/>
@@ -1172,7 +1156,7 @@
         </w:tc>
         <w:tc>
           <w:tcPr>
-            <w:tcW w:type="dxa" w:w="2531"/>
+            <w:tcW w:type="dxa" w:w="2910"/>
             <w:tcBorders>
               <w:top w:val="single" w:color="D9D9D9" w:sz="4"/>
               <w:left w:val="single" w:color="D9D9D9" w:sz="4"/>
@@ -1201,7 +1185,7 @@
         </w:tc>
         <w:tc>
           <w:tcPr>
-            <w:tcW w:type="dxa" w:w="2906"/>
+            <w:tcW w:type="dxa" w:w="3519"/>
             <w:tcBorders>
               <w:top w:val="single" w:color="D9D9D9" w:sz="4"/>
               <w:left w:val="single" w:color="D9D9D9" w:sz="4"/>
@@ -1235,7 +1219,7 @@
         </w:trPr>
         <w:tc>
           <w:tcPr>
-            <w:tcW w:type="dxa" w:w="3563"/>
+            <w:tcW w:type="dxa" w:w="2571"/>
             <w:tcBorders>
               <w:top w:val="single" w:color="D9D9D9" w:sz="4"/>
               <w:left w:val="single" w:color="D9D9D9" w:sz="4"/>
@@ -1264,7 +1248,7 @@
         </w:tc>
         <w:tc>
           <w:tcPr>
-            <w:tcW w:type="dxa" w:w="2531"/>
+            <w:tcW w:type="dxa" w:w="2910"/>
             <w:tcBorders>
               <w:top w:val="single" w:color="D9D9D9" w:sz="4"/>
               <w:left w:val="single" w:color="D9D9D9" w:sz="4"/>
@@ -1293,7 +1277,7 @@
         </w:tc>
         <w:tc>
           <w:tcPr>
-            <w:tcW w:type="dxa" w:w="2906"/>
+            <w:tcW w:type="dxa" w:w="3519"/>
             <w:tcBorders>
               <w:top w:val="single" w:color="D9D9D9" w:sz="4"/>
               <w:left w:val="single" w:color="D9D9D9" w:sz="4"/>
@@ -1327,7 +1311,7 @@
         </w:trPr>
         <w:tc>
           <w:tcPr>
-            <w:tcW w:type="dxa" w:w="3563"/>
+            <w:tcW w:type="dxa" w:w="2571"/>
             <w:tcBorders>
               <w:top w:val="single" w:color="D9D9D9" w:sz="4"/>
               <w:left w:val="single" w:color="D9D9D9" w:sz="4"/>
@@ -1356,7 +1340,7 @@
         </w:tc>
         <w:tc>
           <w:tcPr>
-            <w:tcW w:type="dxa" w:w="2531"/>
+            <w:tcW w:type="dxa" w:w="2910"/>
             <w:tcBorders>
               <w:top w:val="single" w:color="D9D9D9" w:sz="4"/>
               <w:left w:val="single" w:color="D9D9D9" w:sz="4"/>
@@ -1385,7 +1369,7 @@
         </w:tc>
         <w:tc>
           <w:tcPr>
-            <w:tcW w:type="dxa" w:w="2906"/>
+            <w:tcW w:type="dxa" w:w="3519"/>
             <w:tcBorders>
               <w:top w:val="single" w:color="D9D9D9" w:sz="4"/>
               <w:left w:val="single" w:color="D9D9D9" w:sz="4"/>
@@ -1419,7 +1403,7 @@
         </w:trPr>
         <w:tc>
           <w:tcPr>
-            <w:tcW w:type="dxa" w:w="3563"/>
+            <w:tcW w:type="dxa" w:w="2571"/>
             <w:tcBorders>
               <w:top w:val="single" w:color="D9D9D9" w:sz="4"/>
               <w:left w:val="single" w:color="D9D9D9" w:sz="4"/>
@@ -1448,7 +1432,7 @@
         </w:tc>
         <w:tc>
           <w:tcPr>
-            <w:tcW w:type="dxa" w:w="2531"/>
+            <w:tcW w:type="dxa" w:w="2910"/>
             <w:tcBorders>
               <w:top w:val="single" w:color="D9D9D9" w:sz="4"/>
               <w:left w:val="single" w:color="D9D9D9" w:sz="4"/>
@@ -1477,7 +1461,7 @@
         </w:tc>
         <w:tc>
           <w:tcPr>
-            <w:tcW w:type="dxa" w:w="2906"/>
+            <w:tcW w:type="dxa" w:w="3519"/>
             <w:tcBorders>
               <w:top w:val="single" w:color="D9D9D9" w:sz="4"/>
               <w:left w:val="single" w:color="D9D9D9" w:sz="4"/>
@@ -1511,7 +1495,7 @@
         </w:trPr>
         <w:tc>
           <w:tcPr>
-            <w:tcW w:type="dxa" w:w="3563"/>
+            <w:tcW w:type="dxa" w:w="2571"/>
             <w:tcBorders>
               <w:top w:val="single" w:color="D9D9D9" w:sz="4"/>
               <w:left w:val="single" w:color="D9D9D9" w:sz="4"/>
@@ -1540,7 +1524,7 @@
         </w:tc>
         <w:tc>
           <w:tcPr>
-            <w:tcW w:type="dxa" w:w="2531"/>
+            <w:tcW w:type="dxa" w:w="2910"/>
             <w:tcBorders>
               <w:top w:val="single" w:color="D9D9D9" w:sz="4"/>
               <w:left w:val="single" w:color="D9D9D9" w:sz="4"/>
@@ -1569,7 +1553,7 @@
         </w:tc>
         <w:tc>
           <w:tcPr>
-            <w:tcW w:type="dxa" w:w="2906"/>
+            <w:tcW w:type="dxa" w:w="3519"/>
             <w:tcBorders>
               <w:top w:val="single" w:color="D9D9D9" w:sz="4"/>
               <w:left w:val="single" w:color="D9D9D9" w:sz="4"/>
@@ -1603,7 +1587,7 @@
         </w:trPr>
         <w:tc>
           <w:tcPr>
-            <w:tcW w:type="dxa" w:w="3563"/>
+            <w:tcW w:type="dxa" w:w="2571"/>
             <w:tcBorders>
               <w:top w:val="single" w:color="D9D9D9" w:sz="4"/>
               <w:left w:val="single" w:color="D9D9D9" w:sz="4"/>
@@ -1632,7 +1616,7 @@
         </w:tc>
         <w:tc>
           <w:tcPr>
-            <w:tcW w:type="dxa" w:w="2531"/>
+            <w:tcW w:type="dxa" w:w="2910"/>
             <w:tcBorders>
               <w:top w:val="single" w:color="D9D9D9" w:sz="4"/>
               <w:left w:val="single" w:color="D9D9D9" w:sz="4"/>
@@ -1661,7 +1645,7 @@
         </w:tc>
         <w:tc>
           <w:tcPr>
-            <w:tcW w:type="dxa" w:w="2906"/>
+            <w:tcW w:type="dxa" w:w="3519"/>
             <w:tcBorders>
               <w:top w:val="single" w:color="D9D9D9" w:sz="4"/>
               <w:left w:val="single" w:color="D9D9D9" w:sz="4"/>
@@ -1695,7 +1679,7 @@
         </w:trPr>
         <w:tc>
           <w:tcPr>
-            <w:tcW w:type="dxa" w:w="3563"/>
+            <w:tcW w:type="dxa" w:w="2571"/>
             <w:tcBorders>
               <w:top w:val="single" w:color="D9D9D9" w:sz="4"/>
               <w:left w:val="single" w:color="D9D9D9" w:sz="4"/>
@@ -1724,7 +1708,7 @@
         </w:tc>
         <w:tc>
           <w:tcPr>
-            <w:tcW w:type="dxa" w:w="2531"/>
+            <w:tcW w:type="dxa" w:w="2910"/>
             <w:tcBorders>
               <w:top w:val="single" w:color="D9D9D9" w:sz="4"/>
               <w:left w:val="single" w:color="D9D9D9" w:sz="4"/>
@@ -1753,7 +1737,7 @@
         </w:tc>
         <w:tc>
           <w:tcPr>
-            <w:tcW w:type="dxa" w:w="2906"/>
+            <w:tcW w:type="dxa" w:w="3519"/>
             <w:tcBorders>
               <w:top w:val="single" w:color="D9D9D9" w:sz="4"/>
               <w:left w:val="single" w:color="D9D9D9" w:sz="4"/>
@@ -1792,53 +1776,57 @@
         <w:spacing w:after="160" w:line="300"/>
       </w:pPr>
       <w:r>
-        <w:t xml:space="preserve">Разница в этой модели — около 70 300 ₽, или примерно 49,6% относительно первого сценария.</w:t>
-      </w:r>
-    </w:p>
-    <w:p>
-      <w:pPr>
-        <w:spacing w:after="160" w:line="300"/>
-      </w:pPr>
-      <w:r>
-        <w:t xml:space="preserve">Две оговорки, без которых это сравнение читать нельзя.</w:t>
-      </w:r>
-    </w:p>
-    <w:p>
-      <w:pPr>
-        <w:spacing w:after="160" w:line="300"/>
-      </w:pPr>
-      <w:r>
-        <w:rPr>
-          <w:b/>
-          <w:bCs/>
-        </w:rPr>
-        <w:t xml:space="preserve">Первая: наборы не идентичны.</w:t>
-      </w:r>
-      <w:r>
-        <w:t xml:space="preserve"> В варианте А сотрудник дополнительно получает 11 500 ₽ компенсации за использование личной инфраструктуры — в варианте Б этой выплаты нет вовсе. Часть разницы — не потери компании, а деньги, полученные сотрудником.</w:t>
-      </w:r>
-    </w:p>
-    <w:p>
-      <w:pPr>
-        <w:spacing w:after="160" w:line="300"/>
-      </w:pPr>
-      <w:r>
-        <w:rPr>
-          <w:b/>
-          <w:bCs/>
-        </w:rPr>
-        <w:t xml:space="preserve">Вторая: цифра справедлива только при заданных параметрах.</w:t>
+        <w:rPr>
+          <w:b/>
+          <w:bCs/>
+        </w:rPr>
+        <w:t xml:space="preserve">Таблица сравнивает не два универсальных способа покупки, а два конкретных расчётных сценария. Изменение любого параметра меняет результат.</w:t>
+      </w:r>
+    </w:p>
+    <w:p>
+      <w:pPr>
+        <w:spacing w:after="160" w:line="300"/>
+      </w:pPr>
+      <w:r>
+        <w:t xml:space="preserve">Формулировка, которая корректно описывает этот расчёт: в стресс-сценарии, где к цене продукта добавляются 15% транзакционных расходов, 10% дополнительной компенсации сотруднику, а выплата проводится через облагаемую премию, совокупная стоимость может оказаться почти вдвое выше исходного ценника. Это не характеристика всех покупок через карту сотрудника, а верхний расчётный сценарий.</w:t>
+      </w:r>
+    </w:p>
+    <w:p>
+      <w:pPr>
+        <w:spacing w:after="160" w:line="300"/>
+      </w:pPr>
+      <w:r>
+        <w:t xml:space="preserve">Две причины, по которым разницу нельзя переносить на другие случаи.</w:t>
+      </w:r>
+    </w:p>
+    <w:p>
+      <w:pPr>
+        <w:spacing w:after="160" w:line="300"/>
+      </w:pPr>
+      <w:r>
+        <w:rPr>
+          <w:b/>
+          <w:bCs/>
+        </w:rPr>
+        <w:t xml:space="preserve">Наборы не идентичны.</w:t>
+      </w:r>
+      <w:r>
+        <w:t xml:space="preserve"> В сценарии А сотрудник дополнительно получает 11 500 ₽ компенсации за использование личной инфраструктуры — в сценарии Б этой выплаты нет вовсе. Часть разницы — не потери компании, а деньги, полученные сотрудником.</w:t>
+      </w:r>
+    </w:p>
+    <w:p>
+      <w:pPr>
+        <w:spacing w:after="160" w:line="300"/>
+      </w:pPr>
+      <w:r>
+        <w:rPr>
+          <w:b/>
+          <w:bCs/>
+        </w:rPr>
+        <w:t xml:space="preserve">Параметры заданы, а не измерены.</w:t>
       </w:r>
       <w:r>
         <w:t xml:space="preserve"> Если сотрудник уже имеет нужную валюту на зарубежном счёте, не несёт 15% расходов, не получает дополнительную компенсацию, а покупка корректно оформляется как служебный расход без зарплатной выплаты — разница сокращается радикально, вплоть до обратного результата.</w:t>
-      </w:r>
-    </w:p>
-    <w:p>
-      <w:pPr>
-        <w:spacing w:after="160" w:line="300"/>
-      </w:pPr>
-      <w:r>
-        <w:t xml:space="preserve">Поэтому это не утверждение «корпоративная покупка дешевле вдвое», а способ посчитать собственный сценарий.</w:t>
       </w:r>
     </w:p>
     <w:p>
@@ -1856,7 +1844,7 @@
         <w:spacing w:after="160" w:line="300"/>
       </w:pPr>
       <w:r>
-        <w:t xml:space="preserve">Допустим, на сайте производителя продукт стоит 100 000 ₽, а российский поставщик предлагает его за 110 000 ₽. На первый взгляд поставщик дороже на 10%. Но для юридического лица к первой цифре нужно добавить расходы на доведение валюты до точки оплаты, банковские комиссии, способ возмещения сотруднику, налоговые последствия выбранной модели, наличие документов, возможность признания расхода, НДС и право на вычет, стоимость администрирования, риск простоя, контроль аккаунта и управление лицензиями. Только после этого две цены становятся сопоставимыми.</w:t>
+        <w:t xml:space="preserve">Поставщик дороже на 10% — но только по ценнику. Для юридического лица к первой цифре добавляются все элементы совокупной стоимости, перечисленные выше: транзакционные расходы, способ возмещения сотруднику, налоговые последствия модели, документы, НДС и право на вычет, администрирование, риск простоя и контроль аккаунта. Сопоставимыми две цены становятся только после этого.</w:t>
       </w:r>
     </w:p>
     <w:p>
@@ -1874,15 +1862,7 @@
         <w:spacing w:after="160" w:line="300"/>
       </w:pPr>
       <w:r>
-        <w:t xml:space="preserve">Финансовая часть — не единственная. Дизайнер несколько лет работает в персональном аккаунте, внутри которого проекты, шаблоны, настройки, история, облачные файлы, библиотеки, AI-контекст. Сотрудник увольняется — и выясняется, что аккаунт связан с его личной почтой, телефоном и двухфакторной аутентификацией.</w:t>
-      </w:r>
-    </w:p>
-    <w:p>
-      <w:pPr>
-        <w:spacing w:after="160" w:line="300"/>
-      </w:pPr>
-      <w:r>
-        <w:t xml:space="preserve">Дальше всё зависит от сервиса: где-то владельца можно заменить, где-то данные переносятся, где-то потребуется поддержка, а где-то персональная лицензия передачу другому пользователю не предусматривает вовсе. Это второй компонент стоимости — риск потери доступа.</w:t>
+        <w:t xml:space="preserve">Финансовая часть — не единственная. Дизайнер несколько лет работает в персональном аккаунте, где накопились проекты, шаблоны, настройки, история, облачные файлы и AI-контекст. Сотрудник увольняется — и выясняется, что аккаунт связан с его личной почтой, телефоном и двухфакторной аутентификацией. Дальше всё зависит от сервиса: где-то владельца можно заменить, где-то данные переносятся, где-то потребуется поддержка, а где-то персональная лицензия передачу не предусматривает вовсе. Это второй компонент стоимости — риск потери доступа.</w:t>
       </w:r>
     </w:p>
     <w:p>
@@ -1938,7 +1918,7 @@
         <w:spacing w:after="160" w:line="300"/>
       </w:pPr>
       <w:r>
-        <w:t xml:space="preserve">Один сотрудник оплачивает сервис для дизайна, другой покупает альтернативный инструмент для той же задачи, третий продлевает продукт, которым команда почти не пользуется. По отдельности платежи небольшие, поэтому через год финансовый или IT-отдел уже не может быстро ответить: сколько подписок оплачивается, кто ими пользуется, сколько стоит годовой портфель, какие продукты дублируют друг друга, какие лицензии можно отключить, кто отвечает за продление.</w:t>
+        <w:t xml:space="preserve">Один сотрудник оплачивает сервис для дизайна, другой покупает альтернативный инструмент для той же задачи, третий продлевает продукт, которым команда почти не пользуется. По отдельности платежи небольшие — и через год финансовый или IT-отдел уже не может быстро ответить: сколько подписок оплачивается, кто ими пользуется, что дублируется, что можно отключить и кто отвечает за продление.</w:t>
       </w:r>
     </w:p>
     <w:p>
@@ -1947,6 +1927,14 @@
       </w:pPr>
       <w:r>
         <w:t xml:space="preserve">Самая простая экономия часто не в скидке поставщика, а в лицензии, которую компания перестаёт покупать вовсе.</w:t>
+      </w:r>
+    </w:p>
+    <w:p>
+      <w:pPr>
+        <w:spacing w:after="160" w:line="300"/>
+      </w:pPr>
+      <w:r>
+        <w:t xml:space="preserve">Когда число лицензий начинает измеряться десятками, проблема перестаёт быть только закупочной. Возникает отдельная задача — управление программными активами, Software Asset Management: инвентаризация, контроль фактического использования лицензий, продления, поиск дублирования и соответствие условиям лицензирования.</w:t>
       </w:r>
     </w:p>
     <w:p>
@@ -2039,67 +2027,30 @@
         <w:spacing w:after="140" w:before="280"/>
       </w:pPr>
       <w:r>
-        <w:t xml:space="preserve">Что видит каждый участник процесса</w:t>
-      </w:r>
-    </w:p>
-    <w:p>
-      <w:pPr>
-        <w:spacing w:after="160" w:line="300"/>
-      </w:pPr>
-      <w:r>
-        <w:rPr>
-          <w:b/>
-          <w:bCs/>
-        </w:rPr>
-        <w:t xml:space="preserve">Пользователь</w:t>
-      </w:r>
-      <w:r>
-        <w:t xml:space="preserve"> ценит скорость, простоту и доступность — здесь личная карта действительно выигрывает. Но сотрудник не должен автоматически становиться бесплатным корпоративным платёжным оператором: если компания использует его зарубежный счёт, карту, валюту и время, эти издержки должны быть понятны обеим сторонам.</w:t>
-      </w:r>
-    </w:p>
-    <w:p>
-      <w:pPr>
-        <w:spacing w:after="160" w:line="300"/>
-      </w:pPr>
-      <w:r>
-        <w:rPr>
-          <w:b/>
-          <w:bCs/>
-        </w:rPr>
-        <w:t xml:space="preserve">Руководителю отдела</w:t>
-      </w:r>
-      <w:r>
-        <w:t xml:space="preserve"> важна непрерывность работы команды: кто контролирует доступ, сколько сотрудников зависит от продукта, что произойдёт при увольнении владельца аккаунта, как быстро восстанавливается работа.</w:t>
-      </w:r>
-    </w:p>
-    <w:p>
-      <w:pPr>
-        <w:spacing w:after="160" w:line="300"/>
-      </w:pPr>
-      <w:r>
-        <w:rPr>
-          <w:b/>
-          <w:bCs/>
-        </w:rPr>
-        <w:t xml:space="preserve">Бухгалтеру</w:t>
-      </w:r>
-      <w:r>
-        <w:t xml:space="preserve"> важны сторона сделки, лицензиат, первичные документы, экономическая обоснованность, способ компенсации сотруднику и налоговые последствия. Поэтому подключать бухгалтерию лучше до оплаты, а не после.</w:t>
-      </w:r>
-    </w:p>
-    <w:p>
-      <w:pPr>
-        <w:spacing w:after="160" w:line="300"/>
-      </w:pPr>
-      <w:r>
-        <w:rPr>
-          <w:b/>
-          <w:bCs/>
-        </w:rPr>
-        <w:t xml:space="preserve">Руководителю компании</w:t>
-      </w:r>
-      <w:r>
-        <w:t xml:space="preserve"> нужна одна цифра — совокупная стоимость владения подпиской. Не цена на сайте, не сумма счёта и не сумма, которую сотрудник попросил вернуть.</w:t>
+        <w:t xml:space="preserve">Когда корпоративная покупка не нужна</w:t>
+      </w:r>
+    </w:p>
+    <w:p>
+      <w:pPr>
+        <w:spacing w:after="160" w:line="300"/>
+      </w:pPr>
+      <w:r>
+        <w:t xml:space="preserve">Переводить каждую персональную подписку на компанию — другая крайность. Корпоративный тариф иногда дороже, у части продуктов есть минимальное число пользователей, документооборот занимает время, а поставщик включает в цену свою работу. Если продуктом пользуется один сотрудник, стоимость невелика, данные некритичны, аккаунт легко передать, простой не влияет на бизнес, а покупка и компенсация корректно документируются — существующая схема может быть вполне рациональной.</w:t>
+      </w:r>
+    </w:p>
+    <w:p>
+      <w:pPr>
+        <w:spacing w:after="160" w:line="300"/>
+      </w:pPr>
+      <w:r>
+        <w:t xml:space="preserve">Корпоративная модель становится важной при появлении хотя бы одного из трёх факторов: </w:t>
+      </w:r>
+      <w:r>
+        <w:rPr>
+          <w:b/>
+          <w:bCs/>
+        </w:rPr>
+        <w:t xml:space="preserve">существенные деньги, критичный доступ, несколько пользователей.</w:t>
       </w:r>
     </w:p>
     <w:p>
@@ -2109,38 +2060,103 @@
         <w:spacing w:after="140" w:before="280"/>
       </w:pPr>
       <w:r>
-        <w:t xml:space="preserve">Когда корпоративная покупка не нужна</w:t>
-      </w:r>
-    </w:p>
-    <w:p>
-      <w:pPr>
-        <w:spacing w:after="160" w:line="300"/>
-      </w:pPr>
-      <w:r>
-        <w:t xml:space="preserve">Переводить каждую персональную подписку на компанию — другая крайность. Корпоративный тариф иногда дороже, у некоторых продуктов есть минимальное количество пользователей, документооборот занимает время, а поставщик включает в цену свою работу.</w:t>
-      </w:r>
-    </w:p>
-    <w:p>
-      <w:pPr>
-        <w:spacing w:after="160" w:line="300"/>
-      </w:pPr>
-      <w:r>
-        <w:t xml:space="preserve">Если продуктом пользуется один сотрудник, стоимость невелика, данные некритичны, аккаунт легко передать, простой не влияет на бизнес, а покупка и компенсация корректно документируются — существующая схема может быть вполне рациональной.</w:t>
-      </w:r>
-    </w:p>
-    <w:p>
-      <w:pPr>
-        <w:spacing w:after="160" w:line="300"/>
-      </w:pPr>
-      <w:r>
-        <w:t xml:space="preserve">Корпоративная модель становится важной при появлении хотя бы одного из трёх факторов: </w:t>
-      </w:r>
-      <w:r>
-        <w:rPr>
-          <w:b/>
-          <w:bCs/>
-        </w:rPr>
-        <w:t xml:space="preserve">существенные деньги, критичный доступ, несколько пользователей.</w:t>
+        <w:t xml:space="preserve">Выводы</w:t>
+      </w:r>
+    </w:p>
+    <w:p>
+      <w:pPr>
+        <w:spacing w:after="160" w:line="300"/>
+      </w:pPr>
+      <w:r>
+        <w:rPr>
+          <w:b/>
+          <w:bCs/>
+        </w:rPr>
+        <w:t xml:space="preserve">1. Считайте полную стоимость приобретения.</w:t>
+      </w:r>
+      <w:r>
+        <w:t xml:space="preserve"> Цена на сайте производителя — только один элемент расходов. Сравнивать нужно не «цену на сайте» и «цену поставщика», а совокупную стоимость двух способов приобретения при одинаковом бизнес-результате.</w:t>
+      </w:r>
+    </w:p>
+    <w:p>
+      <w:pPr>
+        <w:spacing w:after="160" w:line="300"/>
+      </w:pPr>
+      <w:r>
+        <w:rPr>
+          <w:b/>
+          <w:bCs/>
+        </w:rPr>
+        <w:t xml:space="preserve">2. Оценивайте не только деньги, но и риски.</w:t>
+      </w:r>
+      <w:r>
+        <w:t xml:space="preserve"> Перед покупкой стоит определить: кто будет лицензиатом, кто контролирует аккаунт, где хранятся рабочие данные, можно ли передать лицензию, что произойдёт при увольнении сотрудника, сколько человек зависит от сервиса, насколько критичен простой и какие документы получает компания.</w:t>
+      </w:r>
+    </w:p>
+    <w:p>
+      <w:pPr>
+        <w:spacing w:after="160" w:line="300"/>
+      </w:pPr>
+      <w:r>
+        <w:t xml:space="preserve">Для одной недорогой некритичной подписки личная карта может быть нормальным решением. Для продукта, на котором завязаны данные, несколько сотрудников или ключевой бизнес-процесс, схема закупки должна быть другой.</w:t>
+      </w:r>
+    </w:p>
+    <w:p>
+      <w:pPr>
+        <w:spacing w:after="160" w:line="300"/>
+      </w:pPr>
+      <w:r>
+        <w:rPr>
+          <w:b/>
+          <w:bCs/>
+        </w:rPr>
+        <w:t xml:space="preserve">3. Управляйте подписками как программными активами.</w:t>
+      </w:r>
+      <w:r>
+        <w:t xml:space="preserve"> Пять подписок ещё контролируются в таблице. Когда их десятки, нужен централизованный учёт: какие лицензии приобретены, кто ими пользуется, когда заканчиваются подписки, какие простаивают, какие продукты дублируют друг друга и сколько компания реально тратит на программные активы. Это и есть задача SAM-контура, описанная выше.</w:t>
+      </w:r>
+    </w:p>
+    <w:p>
+      <w:pPr>
+        <w:spacing w:after="160" w:line="300"/>
+      </w:pPr>
+      <w:r>
+        <w:rPr>
+          <w:b/>
+          <w:bCs/>
+        </w:rPr>
+        <w:t xml:space="preserve">4. Закрепите сам процесс закупки.</w:t>
+      </w:r>
+      <w:r>
+        <w:t xml:space="preserve"> Даже хорошая SAM-система не решит проблему, если сервисы покупаются хаотично. В компании нужен простой регламент: кто может инициировать покупку, кто согласует новый сервис, кто проверяет тип лицензии, кто выбирает способ оплаты, кто хранит документы, кто отвечает за продление, кто отключает ненужные лицензии и кто проводит периодический аудит.</w:t>
+      </w:r>
+    </w:p>
+    <w:p>
+      <w:pPr>
+        <w:spacing w:after="160" w:line="300"/>
+      </w:pPr>
+      <w:r>
+        <w:t xml:space="preserve">Минимальная зрелая схема выглядит так:</w:t>
+      </w:r>
+    </w:p>
+    <w:p>
+      <w:pPr>
+        <w:spacing w:after="160" w:line="300"/>
+      </w:pPr>
+      <w:r>
+        <w:rPr>
+          <w:b/>
+          <w:bCs/>
+        </w:rPr>
+        <w:t xml:space="preserve">потребность → согласование → проверка лицензии → правильный способ закупки → учёт → контроль использования → продление или отключение.</w:t>
+      </w:r>
+    </w:p>
+    <w:p>
+      <w:pPr>
+        <w:spacing w:after="160" w:line="300"/>
+      </w:pPr>
+      <w:r>
+        <w:t xml:space="preserve">Это уже не вопрос «как оплатить подписку». Это управление программными активами компании.</w:t>
       </w:r>
     </w:p>
     <w:p>
@@ -2150,158 +2166,6 @@
         <w:spacing w:after="140" w:before="280"/>
       </w:pPr>
       <w:r>
-        <w:t xml:space="preserve">Главный принцип</w:t>
-      </w:r>
-    </w:p>
-    <w:p>
-      <w:pPr>
-        <w:spacing w:after="160" w:line="300"/>
-      </w:pPr>
-      <w:r>
-        <w:t xml:space="preserve">Цена программного обеспечения для бизнеса — это не цифра на кнопке Buy. Считать нужно совокупную стоимость владения:</w:t>
-      </w:r>
-    </w:p>
-    <w:p>
-      <w:pPr>
-        <w:spacing w:after="160" w:line="300"/>
-      </w:pPr>
-      <w:r>
-        <w:rPr>
-          <w:b/>
-          <w:bCs/>
-        </w:rPr>
-        <w:t xml:space="preserve">цена продукта + финансовая инфраструктура оплаты + налоговые последствия выбранной модели + администрирование + риски доступа + простой + неиспользуемые лицензии.</w:t>
-      </w:r>
-    </w:p>
-    <w:p>
-      <w:pPr>
-        <w:spacing w:after="160" w:line="300"/>
-      </w:pPr>
-      <w:r>
-        <w:t xml:space="preserve">Для пользователя личная карта решает задачу за минуту. Для руководителя отдела она создаёт зависимость процесса от одного человека. Для бухгалтера — необходимость правильно квалифицировать и документировать операцию. Для сотрудника это его личные деньги, карта, валютная инфраструктура и время. Для собственника — совокупная стоимость. И только когда эти четыре взгляда соединяются, становится видно, действительно ли покупка на сайте производителя дешевле корпоративного оформления.</w:t>
-      </w:r>
-    </w:p>
-    <w:p>
-      <w:pPr>
-        <w:pStyle w:val="Heading3"/>
-        <w:keepNext/>
-        <w:spacing w:after="140" w:before="280"/>
-      </w:pPr>
-      <w:r>
-        <w:t xml:space="preserve">Выводы</w:t>
-      </w:r>
-    </w:p>
-    <w:p>
-      <w:pPr>
-        <w:spacing w:after="160" w:line="300"/>
-      </w:pPr>
-      <w:r>
-        <w:rPr>
-          <w:b/>
-          <w:bCs/>
-        </w:rPr>
-        <w:t xml:space="preserve">1. Считайте полную стоимость приобретения.</w:t>
-      </w:r>
-      <w:r>
-        <w:t xml:space="preserve"> Цена на сайте производителя — только один элемент расходов. Для компании в реальную стоимость могут входить цена лицензии, банковские и валютные комиссии, расходы на перевод денег, компенсация сотруднику, налоги и взносы в зависимости от способа выплаты, административные затраты, простои, потеря доступа, неиспользуемые и дублирующиеся лицензии. Сравнивать нужно не «цену на сайте» и «цену поставщика», а совокупную стоимость двух способов приобретения при одинаковом бизнес-результате.</w:t>
-      </w:r>
-    </w:p>
-    <w:p>
-      <w:pPr>
-        <w:spacing w:after="160" w:line="300"/>
-      </w:pPr>
-      <w:r>
-        <w:rPr>
-          <w:b/>
-          <w:bCs/>
-        </w:rPr>
-        <w:t xml:space="preserve">2. Оценивайте не только деньги, но и риски.</w:t>
-      </w:r>
-      <w:r>
-        <w:t xml:space="preserve"> Перед покупкой стоит определить: кто будет лицензиатом, кто контролирует аккаунт, где хранятся рабочие данные, можно ли передать лицензию, что произойдёт при увольнении сотрудника, сколько человек зависит от сервиса, насколько критичен простой и какие документы получает компания.</w:t>
-      </w:r>
-    </w:p>
-    <w:p>
-      <w:pPr>
-        <w:spacing w:after="160" w:line="300"/>
-      </w:pPr>
-      <w:r>
-        <w:t xml:space="preserve">Для одной недорогой некритичной подписки личная карта может быть нормальным решением. Для продукта, на котором завязаны данные, несколько сотрудников или ключевой бизнес-процесс, схема закупки должна быть другой.</w:t>
-      </w:r>
-    </w:p>
-    <w:p>
-      <w:pPr>
-        <w:spacing w:after="160" w:line="300"/>
-      </w:pPr>
-      <w:r>
-        <w:rPr>
-          <w:b/>
-          <w:bCs/>
-        </w:rPr>
-        <w:t xml:space="preserve">3. Управляйте подписками как программными активами.</w:t>
-      </w:r>
-      <w:r>
-        <w:t xml:space="preserve"> Пять подписок ещё можно контролировать в таблице. Когда их десятки или сотни, компании нужен централизованный учёт: какие лицензии приобретены, кто ими пользуется, когда заканчиваются подписки, какие лицензии простаивают, какие продукты дублируют друг друга, где есть риск нарушения условий лицензирования и сколько компания реально тратит на программные активы.</w:t>
-      </w:r>
-    </w:p>
-    <w:p>
-      <w:pPr>
-        <w:spacing w:after="160" w:line="300"/>
-      </w:pPr>
-      <w:r>
-        <w:t xml:space="preserve">Для этого существует отдельный класс решений — Software Asset Management (SAM). Такие системы связывают закупки, фактическое использование, лицензии, пользователей и расходы в одну картину.</w:t>
-      </w:r>
-    </w:p>
-    <w:p>
-      <w:pPr>
-        <w:spacing w:after="160" w:line="300"/>
-      </w:pPr>
-      <w:r>
-        <w:rPr>
-          <w:b/>
-          <w:bCs/>
-        </w:rPr>
-        <w:t xml:space="preserve">4. Закрепите сам процесс закупки.</w:t>
-      </w:r>
-      <w:r>
-        <w:t xml:space="preserve"> Даже хорошая SAM-система не решит проблему, если сервисы покупаются хаотично. В компании нужен простой регламент: кто может инициировать покупку, кто согласует новый сервис, кто проверяет тип лицензии, кто выбирает способ оплаты, кто хранит документы, кто отвечает за продление, кто отключает ненужные лицензии и кто проводит периодический аудит.</w:t>
-      </w:r>
-    </w:p>
-    <w:p>
-      <w:pPr>
-        <w:spacing w:after="160" w:line="300"/>
-      </w:pPr>
-      <w:r>
-        <w:t xml:space="preserve">Минимальная зрелая схема выглядит так:</w:t>
-      </w:r>
-    </w:p>
-    <w:p>
-      <w:pPr>
-        <w:spacing w:after="160" w:line="300"/>
-      </w:pPr>
-      <w:r>
-        <w:rPr>
-          <w:b/>
-          <w:bCs/>
-        </w:rPr>
-        <w:t xml:space="preserve">потребность → согласование → проверка лицензии → правильный способ закупки → учёт → контроль использования → продление или отключение.</w:t>
-      </w:r>
-    </w:p>
-    <w:p>
-      <w:pPr>
-        <w:spacing w:after="160" w:line="300"/>
-      </w:pPr>
-      <w:r>
-        <w:t xml:space="preserve">Это уже не вопрос «как оплатить подписку». Это управление программными активами компании.</w:t>
-      </w:r>
-    </w:p>
-    <w:p>
-      <w:pPr>
-        <w:pStyle w:val="Heading3"/>
-        <w:keepNext/>
-        <w:spacing w:after="140" w:before="280"/>
-      </w:pPr>
-      <w:r>
         <w:t xml:space="preserve">Главное</w:t>
       </w:r>
     </w:p>
@@ -2310,22 +2174,19 @@
         <w:spacing w:after="160" w:line="300"/>
       </w:pPr>
       <w:r>
-        <w:t xml:space="preserve">Правильная закупка ПО — это сочетание трёх вещей: </w:t>
-      </w:r>
-      <w:r>
-        <w:rPr>
-          <w:b/>
-          <w:bCs/>
-        </w:rPr>
-        <w:t xml:space="preserve">понятная экономика + управляемый доступ + централизованный учёт.</w:t>
-      </w:r>
-    </w:p>
-    <w:p>
-      <w:pPr>
-        <w:spacing w:after="160" w:line="300"/>
-      </w:pPr>
-      <w:r>
-        <w:t xml:space="preserve">Личная карта сотрудника иногда остаётся нормальным инструментом. Но чем больше стоимость, число пользователей и критичность сервиса, тем важнее переводить покупку из личной инициативы сотрудника в управляемый корпоративный процесс.</w:t>
+        <w:rPr>
+          <w:b/>
+          <w:bCs/>
+        </w:rPr>
+        <w:t xml:space="preserve">Цена на сайте производителя и стоимость владения программным продуктом для компании — не одно и то же. Считать нужно весь сценарий: оплату, документы, налоги, доступ, простой и дальнейшее управление лицензией.</w:t>
+      </w:r>
+    </w:p>
+    <w:p>
+      <w:pPr>
+        <w:spacing w:after="160" w:line="300"/>
+      </w:pPr>
+      <w:r>
+        <w:t xml:space="preserve">Правильная закупка ПО — это сочетание трёх вещей: понятная экономика, управляемый доступ и централизованный учёт. Личная карта сотрудника иногда остаётся нормальным инструментом. Но чем больше стоимость, число пользователей и критичность сервиса, тем важнее переводить покупку из личной инициативы сотрудника в управляемый корпоративный процесс.</w:t>
       </w:r>
     </w:p>
     <w:p>
